--- a/DevOps_Tool/GIT/GIT-  Collaborate in project using GITHUB - lll (AutoRecovered).docx
+++ b/DevOps_Tool/GIT/GIT-  Collaborate in project using GITHUB - lll (AutoRecovered).docx
@@ -4,23 +4,51 @@
   <w:body>
     <w:p>
       <w:pPr>
+        <w:pStyle w:val="Heading1"/>
         <w:jc w:val="center"/>
+        <w:rPr>
+          <w:rFonts w:ascii="Algerian" w:hAnsi="Algerian"/>
+        </w:rPr>
+      </w:pPr>
+      <w:r>
+        <w:rPr>
+          <w:rFonts w:ascii="Algerian" w:hAnsi="Algerian"/>
+        </w:rPr>
+        <w:t>GIT - Collaborate in project using GITHUB</w:t>
+      </w:r>
+    </w:p>
+    <w:p>
+      <w:pPr>
         <w:rPr>
           <w:b/>
           <w:bCs/>
-          <w:sz w:val="28"/>
-          <w:szCs w:val="28"/>
-        </w:rPr>
-      </w:pPr>
-      <w:r>
-        <w:rPr>
-          <w:b/>
-          <w:bCs/>
-          <w:sz w:val="28"/>
-          <w:szCs w:val="28"/>
-        </w:rPr>
-        <w:t>GIT - Collaborate in project using GITHUB</w:t>
-      </w:r>
+          <w:sz w:val="22"/>
+          <w:szCs w:val="22"/>
+        </w:rPr>
+        <w:sectPr>
+          <w:pgSz w:w="11906" w:h="16838"/>
+          <w:pgMar w:top="720" w:right="720" w:bottom="720" w:left="720" w:header="708" w:footer="708" w:gutter="0"/>
+          <w:cols w:space="708"/>
+          <w:docGrid w:linePitch="360"/>
+        </w:sectPr>
+      </w:pPr>
+    </w:p>
+    <w:p>
+      <w:pPr>
+        <w:pStyle w:val="ListParagraph"/>
+        <w:ind w:left="360"/>
+        <w:rPr>
+          <w:sz w:val="20"/>
+          <w:szCs w:val="20"/>
+        </w:rPr>
+        <w:sectPr>
+          <w:type w:val="continuous"/>
+          <w:pgSz w:w="11906" w:h="16838"/>
+          <w:pgMar w:top="1440" w:right="1440" w:bottom="1440" w:left="1440" w:header="708" w:footer="708" w:gutter="0"/>
+          <w:cols w:num="2" w:space="708"/>
+          <w:docGrid w:linePitch="360"/>
+        </w:sectPr>
+      </w:pPr>
     </w:p>
     <w:p>
       <w:pPr>
@@ -59,6 +87,27 @@
           <w:sz w:val="20"/>
           <w:szCs w:val="20"/>
         </w:rPr>
+        <w:sectPr>
+          <w:type w:val="continuous"/>
+          <w:pgSz w:w="11906" w:h="16838"/>
+          <w:pgMar w:top="1440" w:right="1440" w:bottom="1440" w:left="1440" w:header="708" w:footer="708" w:gutter="0"/>
+          <w:cols w:num="2" w:space="708"/>
+          <w:docGrid w:linePitch="360"/>
+        </w:sectPr>
+      </w:pPr>
+    </w:p>
+    <w:p>
+      <w:pPr>
+        <w:pStyle w:val="ListParagraph"/>
+        <w:numPr>
+          <w:ilvl w:val="0"/>
+          <w:numId w:val="2"/>
+        </w:numPr>
+        <w:ind w:left="360"/>
+        <w:rPr>
+          <w:sz w:val="20"/>
+          <w:szCs w:val="20"/>
+        </w:rPr>
       </w:pPr>
       <w:r>
         <w:rPr>
@@ -140,6 +189,13 @@
           <w:sz w:val="20"/>
           <w:szCs w:val="20"/>
         </w:rPr>
+        <w:sectPr>
+          <w:type w:val="continuous"/>
+          <w:pgSz w:w="11906" w:h="16838"/>
+          <w:pgMar w:top="1440" w:right="1440" w:bottom="1440" w:left="1440" w:header="708" w:footer="708" w:gutter="0"/>
+          <w:cols w:space="708"/>
+          <w:docGrid w:linePitch="360"/>
+        </w:sectPr>
       </w:pPr>
       <w:r>
         <w:rPr>
@@ -159,6 +215,29 @@
         </w:rPr>
         <w:t>Public vs Private Repositories</w:t>
       </w:r>
+    </w:p>
+    <w:p>
+      <w:pPr>
+        <w:pStyle w:val="ListParagraph"/>
+        <w:numPr>
+          <w:ilvl w:val="0"/>
+          <w:numId w:val="3"/>
+        </w:numPr>
+        <w:ind w:left="360"/>
+        <w:rPr>
+          <w:b/>
+          <w:bCs/>
+          <w:sz w:val="20"/>
+          <w:szCs w:val="20"/>
+        </w:rPr>
+        <w:sectPr>
+          <w:type w:val="continuous"/>
+          <w:pgSz w:w="11906" w:h="16838"/>
+          <w:pgMar w:top="1440" w:right="1440" w:bottom="1440" w:left="1440" w:header="708" w:footer="708" w:gutter="0"/>
+          <w:cols w:num="2" w:space="708"/>
+          <w:docGrid w:linePitch="360"/>
+        </w:sectPr>
+      </w:pPr>
     </w:p>
     <w:tbl>
       <w:tblPr>
@@ -168,9 +247,9 @@
         <w:tblLook w:val="04A0" w:firstRow="1" w:lastRow="0" w:firstColumn="1" w:lastColumn="0" w:noHBand="0" w:noVBand="1"/>
       </w:tblPr>
       <w:tblGrid>
-        <w:gridCol w:w="1811"/>
-        <w:gridCol w:w="1811"/>
-        <w:gridCol w:w="1811"/>
+        <w:gridCol w:w="1276"/>
+        <w:gridCol w:w="1386"/>
+        <w:gridCol w:w="1487"/>
       </w:tblGrid>
       <w:tr>
         <w:trPr>
@@ -1756,30 +1835,18 @@
         <w:rPr>
           <w:b/>
           <w:bCs/>
-          <w:i/>
-          <w:iCs/>
-          <w:sz w:val="20"/>
-          <w:szCs w:val="20"/>
-        </w:rPr>
-      </w:pPr>
-    </w:p>
-    <w:p>
-      <w:pPr>
+          <w:sz w:val="20"/>
+          <w:szCs w:val="20"/>
+        </w:rPr>
+      </w:pPr>
+      <w:r>
         <w:rPr>
           <w:b/>
           <w:bCs/>
           <w:sz w:val="20"/>
           <w:szCs w:val="20"/>
         </w:rPr>
-      </w:pPr>
-      <w:r>
-        <w:rPr>
-          <w:b/>
-          <w:bCs/>
-          <w:sz w:val="20"/>
-          <w:szCs w:val="20"/>
-        </w:rPr>
-        <w:t xml:space="preserve">Que1. </w:t>
+        <w:t xml:space="preserve">Q1. </w:t>
       </w:r>
       <w:r>
         <w:rPr>
@@ -1879,7 +1946,7 @@
           <w:sz w:val="20"/>
           <w:szCs w:val="20"/>
         </w:rPr>
-        <w:t xml:space="preserve">Que2. </w:t>
+        <w:t xml:space="preserve">Q2. </w:t>
       </w:r>
       <w:r>
         <w:rPr>
@@ -1936,7 +2003,8 @@
           <w:sz w:val="20"/>
           <w:szCs w:val="20"/>
         </w:rPr>
-        <w:t>Que3. What does “forking” a repository mean?</w:t>
+        <w:lastRenderedPageBreak/>
+        <w:t>Q3. What does “forking” a repository mean?</w:t>
       </w:r>
     </w:p>
     <w:p>
@@ -1975,7 +2043,7 @@
           <w:sz w:val="20"/>
           <w:szCs w:val="20"/>
         </w:rPr>
-        <w:t xml:space="preserve">Que4. </w:t>
+        <w:t xml:space="preserve">Q4. </w:t>
       </w:r>
       <w:r>
         <w:rPr>
@@ -2066,7 +2134,7 @@
           <w:sz w:val="20"/>
           <w:szCs w:val="20"/>
         </w:rPr>
-        <w:t>Que5. Can you fork a private repository?</w:t>
+        <w:t>Q5. Can you fork a private repository?</w:t>
       </w:r>
     </w:p>
     <w:p>
@@ -2114,7 +2182,7 @@
           <w:sz w:val="20"/>
           <w:szCs w:val="20"/>
         </w:rPr>
-        <w:t xml:space="preserve">Que6. What are the common authentication methods in GitHub? </w:t>
+        <w:t xml:space="preserve">Q6. What are the common authentication methods in GitHub? </w:t>
       </w:r>
     </w:p>
     <w:p>
@@ -2122,7 +2190,7 @@
         <w:pStyle w:val="ListParagraph"/>
         <w:numPr>
           <w:ilvl w:val="0"/>
-          <w:numId w:val="30"/>
+          <w:numId w:val="32"/>
         </w:numPr>
         <w:rPr>
           <w:sz w:val="20"/>
@@ -2201,7 +2269,7 @@
           <w:sz w:val="20"/>
           <w:szCs w:val="20"/>
         </w:rPr>
-        <w:t xml:space="preserve">Quey7. </w:t>
+        <w:t xml:space="preserve">Q7. </w:t>
       </w:r>
       <w:r>
         <w:rPr>
@@ -2250,9 +2318,10 @@
       </w:r>
     </w:p>
     <w:sectPr>
+      <w:type w:val="continuous"/>
       <w:pgSz w:w="11906" w:h="16838"/>
-      <w:pgMar w:top="1440" w:right="1440" w:bottom="1440" w:left="1440" w:header="708" w:footer="708" w:gutter="0"/>
-      <w:cols w:space="708"/>
+      <w:pgMar w:top="720" w:right="720" w:bottom="720" w:left="720" w:header="708" w:footer="708" w:gutter="0"/>
+      <w:cols w:num="2" w:space="708"/>
       <w:docGrid w:linePitch="360"/>
     </w:sectPr>
   </w:body>
@@ -3618,6 +3687,119 @@
     </w:lvl>
   </w:abstractNum>
   <w:abstractNum w:abstractNumId="12" w15:restartNumberingAfterBreak="0">
+    <w:nsid w:val="306F45FD"/>
+    <w:multiLevelType w:val="hybridMultilevel"/>
+    <w:tmpl w:val="9348AD8A"/>
+    <w:lvl w:ilvl="0" w:tplc="4009000B">
+      <w:start w:val="1"/>
+      <w:numFmt w:val="bullet"/>
+      <w:lvlText w:val=""/>
+      <w:lvlJc w:val="left"/>
+      <w:pPr>
+        <w:ind w:left="360" w:hanging="360"/>
+      </w:pPr>
+      <w:rPr>
+        <w:rFonts w:ascii="Wingdings" w:hAnsi="Wingdings" w:hint="default"/>
+      </w:rPr>
+    </w:lvl>
+    <w:lvl w:ilvl="1" w:tplc="40090003" w:tentative="1">
+      <w:start w:val="1"/>
+      <w:numFmt w:val="bullet"/>
+      <w:lvlText w:val="o"/>
+      <w:lvlJc w:val="left"/>
+      <w:pPr>
+        <w:ind w:left="1080" w:hanging="360"/>
+      </w:pPr>
+      <w:rPr>
+        <w:rFonts w:ascii="Courier New" w:hAnsi="Courier New" w:cs="Courier New" w:hint="default"/>
+      </w:rPr>
+    </w:lvl>
+    <w:lvl w:ilvl="2" w:tplc="40090005" w:tentative="1">
+      <w:start w:val="1"/>
+      <w:numFmt w:val="bullet"/>
+      <w:lvlText w:val=""/>
+      <w:lvlJc w:val="left"/>
+      <w:pPr>
+        <w:ind w:left="1800" w:hanging="360"/>
+      </w:pPr>
+      <w:rPr>
+        <w:rFonts w:ascii="Wingdings" w:hAnsi="Wingdings" w:hint="default"/>
+      </w:rPr>
+    </w:lvl>
+    <w:lvl w:ilvl="3" w:tplc="40090001" w:tentative="1">
+      <w:start w:val="1"/>
+      <w:numFmt w:val="bullet"/>
+      <w:lvlText w:val=""/>
+      <w:lvlJc w:val="left"/>
+      <w:pPr>
+        <w:ind w:left="2520" w:hanging="360"/>
+      </w:pPr>
+      <w:rPr>
+        <w:rFonts w:ascii="Symbol" w:hAnsi="Symbol" w:hint="default"/>
+      </w:rPr>
+    </w:lvl>
+    <w:lvl w:ilvl="4" w:tplc="40090003" w:tentative="1">
+      <w:start w:val="1"/>
+      <w:numFmt w:val="bullet"/>
+      <w:lvlText w:val="o"/>
+      <w:lvlJc w:val="left"/>
+      <w:pPr>
+        <w:ind w:left="3240" w:hanging="360"/>
+      </w:pPr>
+      <w:rPr>
+        <w:rFonts w:ascii="Courier New" w:hAnsi="Courier New" w:cs="Courier New" w:hint="default"/>
+      </w:rPr>
+    </w:lvl>
+    <w:lvl w:ilvl="5" w:tplc="40090005" w:tentative="1">
+      <w:start w:val="1"/>
+      <w:numFmt w:val="bullet"/>
+      <w:lvlText w:val=""/>
+      <w:lvlJc w:val="left"/>
+      <w:pPr>
+        <w:ind w:left="3960" w:hanging="360"/>
+      </w:pPr>
+      <w:rPr>
+        <w:rFonts w:ascii="Wingdings" w:hAnsi="Wingdings" w:hint="default"/>
+      </w:rPr>
+    </w:lvl>
+    <w:lvl w:ilvl="6" w:tplc="40090001" w:tentative="1">
+      <w:start w:val="1"/>
+      <w:numFmt w:val="bullet"/>
+      <w:lvlText w:val=""/>
+      <w:lvlJc w:val="left"/>
+      <w:pPr>
+        <w:ind w:left="4680" w:hanging="360"/>
+      </w:pPr>
+      <w:rPr>
+        <w:rFonts w:ascii="Symbol" w:hAnsi="Symbol" w:hint="default"/>
+      </w:rPr>
+    </w:lvl>
+    <w:lvl w:ilvl="7" w:tplc="40090003" w:tentative="1">
+      <w:start w:val="1"/>
+      <w:numFmt w:val="bullet"/>
+      <w:lvlText w:val="o"/>
+      <w:lvlJc w:val="left"/>
+      <w:pPr>
+        <w:ind w:left="5400" w:hanging="360"/>
+      </w:pPr>
+      <w:rPr>
+        <w:rFonts w:ascii="Courier New" w:hAnsi="Courier New" w:cs="Courier New" w:hint="default"/>
+      </w:rPr>
+    </w:lvl>
+    <w:lvl w:ilvl="8" w:tplc="40090005" w:tentative="1">
+      <w:start w:val="1"/>
+      <w:numFmt w:val="bullet"/>
+      <w:lvlText w:val=""/>
+      <w:lvlJc w:val="left"/>
+      <w:pPr>
+        <w:ind w:left="6120" w:hanging="360"/>
+      </w:pPr>
+      <w:rPr>
+        <w:rFonts w:ascii="Wingdings" w:hAnsi="Wingdings" w:hint="default"/>
+      </w:rPr>
+    </w:lvl>
+  </w:abstractNum>
+  <w:abstractNum w:abstractNumId="13" w15:restartNumberingAfterBreak="0">
     <w:nsid w:val="34AF5481"/>
     <w:multiLevelType w:val="hybridMultilevel"/>
     <w:tmpl w:val="559801FE"/>
@@ -3730,7 +3912,7 @@
       </w:rPr>
     </w:lvl>
   </w:abstractNum>
-  <w:abstractNum w:abstractNumId="13" w15:restartNumberingAfterBreak="0">
+  <w:abstractNum w:abstractNumId="14" w15:restartNumberingAfterBreak="0">
     <w:nsid w:val="358C0431"/>
     <w:multiLevelType w:val="hybridMultilevel"/>
     <w:tmpl w:val="15640456"/>
@@ -3843,7 +4025,7 @@
       </w:rPr>
     </w:lvl>
   </w:abstractNum>
-  <w:abstractNum w:abstractNumId="14" w15:restartNumberingAfterBreak="0">
+  <w:abstractNum w:abstractNumId="15" w15:restartNumberingAfterBreak="0">
     <w:nsid w:val="35E375CF"/>
     <w:multiLevelType w:val="hybridMultilevel"/>
     <w:tmpl w:val="AD981D88"/>
@@ -3956,7 +4138,7 @@
       </w:rPr>
     </w:lvl>
   </w:abstractNum>
-  <w:abstractNum w:abstractNumId="15" w15:restartNumberingAfterBreak="0">
+  <w:abstractNum w:abstractNumId="16" w15:restartNumberingAfterBreak="0">
     <w:nsid w:val="3BB007FF"/>
     <w:multiLevelType w:val="hybridMultilevel"/>
     <w:tmpl w:val="ED707F04"/>
@@ -4069,7 +4251,7 @@
       </w:rPr>
     </w:lvl>
   </w:abstractNum>
-  <w:abstractNum w:abstractNumId="16" w15:restartNumberingAfterBreak="0">
+  <w:abstractNum w:abstractNumId="17" w15:restartNumberingAfterBreak="0">
     <w:nsid w:val="4503502B"/>
     <w:multiLevelType w:val="hybridMultilevel"/>
     <w:tmpl w:val="B3009600"/>
@@ -4182,7 +4364,7 @@
       </w:rPr>
     </w:lvl>
   </w:abstractNum>
-  <w:abstractNum w:abstractNumId="17" w15:restartNumberingAfterBreak="0">
+  <w:abstractNum w:abstractNumId="18" w15:restartNumberingAfterBreak="0">
     <w:nsid w:val="46810596"/>
     <w:multiLevelType w:val="hybridMultilevel"/>
     <w:tmpl w:val="DC78953C"/>
@@ -4295,7 +4477,7 @@
       </w:rPr>
     </w:lvl>
   </w:abstractNum>
-  <w:abstractNum w:abstractNumId="18" w15:restartNumberingAfterBreak="0">
+  <w:abstractNum w:abstractNumId="19" w15:restartNumberingAfterBreak="0">
     <w:nsid w:val="49186172"/>
     <w:multiLevelType w:val="hybridMultilevel"/>
     <w:tmpl w:val="403C9DAE"/>
@@ -4408,7 +4590,7 @@
       </w:rPr>
     </w:lvl>
   </w:abstractNum>
-  <w:abstractNum w:abstractNumId="19" w15:restartNumberingAfterBreak="0">
+  <w:abstractNum w:abstractNumId="20" w15:restartNumberingAfterBreak="0">
     <w:nsid w:val="4A6255D1"/>
     <w:multiLevelType w:val="hybridMultilevel"/>
     <w:tmpl w:val="4972FA5E"/>
@@ -4521,7 +4703,7 @@
       </w:rPr>
     </w:lvl>
   </w:abstractNum>
-  <w:abstractNum w:abstractNumId="20" w15:restartNumberingAfterBreak="0">
+  <w:abstractNum w:abstractNumId="21" w15:restartNumberingAfterBreak="0">
     <w:nsid w:val="4AF017F4"/>
     <w:multiLevelType w:val="hybridMultilevel"/>
     <w:tmpl w:val="67F0FC66"/>
@@ -4634,7 +4816,7 @@
       </w:rPr>
     </w:lvl>
   </w:abstractNum>
-  <w:abstractNum w:abstractNumId="21" w15:restartNumberingAfterBreak="0">
+  <w:abstractNum w:abstractNumId="22" w15:restartNumberingAfterBreak="0">
     <w:nsid w:val="4F355C15"/>
     <w:multiLevelType w:val="hybridMultilevel"/>
     <w:tmpl w:val="D54076DA"/>
@@ -4747,7 +4929,7 @@
       </w:rPr>
     </w:lvl>
   </w:abstractNum>
-  <w:abstractNum w:abstractNumId="22" w15:restartNumberingAfterBreak="0">
+  <w:abstractNum w:abstractNumId="23" w15:restartNumberingAfterBreak="0">
     <w:nsid w:val="50411404"/>
     <w:multiLevelType w:val="hybridMultilevel"/>
     <w:tmpl w:val="3DE869E4"/>
@@ -4860,7 +5042,7 @@
       </w:rPr>
     </w:lvl>
   </w:abstractNum>
-  <w:abstractNum w:abstractNumId="23" w15:restartNumberingAfterBreak="0">
+  <w:abstractNum w:abstractNumId="24" w15:restartNumberingAfterBreak="0">
     <w:nsid w:val="56DC7153"/>
     <w:multiLevelType w:val="hybridMultilevel"/>
     <w:tmpl w:val="74CC130A"/>
@@ -4973,7 +5155,7 @@
       </w:rPr>
     </w:lvl>
   </w:abstractNum>
-  <w:abstractNum w:abstractNumId="24" w15:restartNumberingAfterBreak="0">
+  <w:abstractNum w:abstractNumId="25" w15:restartNumberingAfterBreak="0">
     <w:nsid w:val="575A6A70"/>
     <w:multiLevelType w:val="hybridMultilevel"/>
     <w:tmpl w:val="746274EE"/>
@@ -5086,7 +5268,7 @@
       </w:rPr>
     </w:lvl>
   </w:abstractNum>
-  <w:abstractNum w:abstractNumId="25" w15:restartNumberingAfterBreak="0">
+  <w:abstractNum w:abstractNumId="26" w15:restartNumberingAfterBreak="0">
     <w:nsid w:val="578968F0"/>
     <w:multiLevelType w:val="hybridMultilevel"/>
     <w:tmpl w:val="1F4C2D26"/>
@@ -5199,7 +5381,7 @@
       </w:rPr>
     </w:lvl>
   </w:abstractNum>
-  <w:abstractNum w:abstractNumId="26" w15:restartNumberingAfterBreak="0">
+  <w:abstractNum w:abstractNumId="27" w15:restartNumberingAfterBreak="0">
     <w:nsid w:val="5F0C286C"/>
     <w:multiLevelType w:val="hybridMultilevel"/>
     <w:tmpl w:val="F842B2EC"/>
@@ -5312,7 +5494,7 @@
       </w:rPr>
     </w:lvl>
   </w:abstractNum>
-  <w:abstractNum w:abstractNumId="27" w15:restartNumberingAfterBreak="0">
+  <w:abstractNum w:abstractNumId="28" w15:restartNumberingAfterBreak="0">
     <w:nsid w:val="60AB3ABD"/>
     <w:multiLevelType w:val="hybridMultilevel"/>
     <w:tmpl w:val="65CC9EE8"/>
@@ -5425,7 +5607,7 @@
       </w:rPr>
     </w:lvl>
   </w:abstractNum>
-  <w:abstractNum w:abstractNumId="28" w15:restartNumberingAfterBreak="0">
+  <w:abstractNum w:abstractNumId="29" w15:restartNumberingAfterBreak="0">
     <w:nsid w:val="60CA67CD"/>
     <w:multiLevelType w:val="hybridMultilevel"/>
     <w:tmpl w:val="E60E36EE"/>
@@ -5538,7 +5720,7 @@
       </w:rPr>
     </w:lvl>
   </w:abstractNum>
-  <w:abstractNum w:abstractNumId="29" w15:restartNumberingAfterBreak="0">
+  <w:abstractNum w:abstractNumId="30" w15:restartNumberingAfterBreak="0">
     <w:nsid w:val="61844445"/>
     <w:multiLevelType w:val="hybridMultilevel"/>
     <w:tmpl w:val="C0EA51B8"/>
@@ -5651,7 +5833,7 @@
       </w:rPr>
     </w:lvl>
   </w:abstractNum>
-  <w:abstractNum w:abstractNumId="30" w15:restartNumberingAfterBreak="0">
+  <w:abstractNum w:abstractNumId="31" w15:restartNumberingAfterBreak="0">
     <w:nsid w:val="7F1F1817"/>
     <w:multiLevelType w:val="hybridMultilevel"/>
     <w:tmpl w:val="A32E9642"/>
@@ -5765,22 +5947,22 @@
     </w:lvl>
   </w:abstractNum>
   <w:num w:numId="1" w16cid:durableId="459494626">
-    <w:abstractNumId w:val="15"/>
+    <w:abstractNumId w:val="16"/>
   </w:num>
   <w:num w:numId="2" w16cid:durableId="1243028182">
     <w:abstractNumId w:val="6"/>
   </w:num>
   <w:num w:numId="3" w16cid:durableId="195042337">
-    <w:abstractNumId w:val="20"/>
+    <w:abstractNumId w:val="21"/>
   </w:num>
   <w:num w:numId="4" w16cid:durableId="2075883512">
-    <w:abstractNumId w:val="17"/>
+    <w:abstractNumId w:val="18"/>
   </w:num>
   <w:num w:numId="5" w16cid:durableId="455805390">
-    <w:abstractNumId w:val="25"/>
+    <w:abstractNumId w:val="26"/>
   </w:num>
   <w:num w:numId="6" w16cid:durableId="723992270">
-    <w:abstractNumId w:val="12"/>
+    <w:abstractNumId w:val="13"/>
   </w:num>
   <w:num w:numId="7" w16cid:durableId="1338730858">
     <w:abstractNumId w:val="8"/>
@@ -5792,10 +5974,10 @@
     <w:abstractNumId w:val="1"/>
   </w:num>
   <w:num w:numId="10" w16cid:durableId="2068332732">
-    <w:abstractNumId w:val="19"/>
+    <w:abstractNumId w:val="20"/>
   </w:num>
   <w:num w:numId="11" w16cid:durableId="88309583">
-    <w:abstractNumId w:val="18"/>
+    <w:abstractNumId w:val="19"/>
   </w:num>
   <w:num w:numId="12" w16cid:durableId="1872915362">
     <w:abstractNumId w:val="11"/>
@@ -5810,52 +5992,55 @@
     <w:abstractNumId w:val="7"/>
   </w:num>
   <w:num w:numId="16" w16cid:durableId="80220259">
-    <w:abstractNumId w:val="23"/>
+    <w:abstractNumId w:val="24"/>
   </w:num>
   <w:num w:numId="17" w16cid:durableId="1256865731">
-    <w:abstractNumId w:val="26"/>
+    <w:abstractNumId w:val="27"/>
   </w:num>
   <w:num w:numId="18" w16cid:durableId="501163665">
-    <w:abstractNumId w:val="27"/>
+    <w:abstractNumId w:val="28"/>
   </w:num>
   <w:num w:numId="19" w16cid:durableId="1648823032">
     <w:abstractNumId w:val="10"/>
   </w:num>
   <w:num w:numId="20" w16cid:durableId="135490608">
-    <w:abstractNumId w:val="16"/>
+    <w:abstractNumId w:val="17"/>
   </w:num>
   <w:num w:numId="21" w16cid:durableId="73356359">
     <w:abstractNumId w:val="0"/>
   </w:num>
   <w:num w:numId="22" w16cid:durableId="296961543">
-    <w:abstractNumId w:val="24"/>
+    <w:abstractNumId w:val="25"/>
   </w:num>
   <w:num w:numId="23" w16cid:durableId="1746874077">
     <w:abstractNumId w:val="2"/>
   </w:num>
   <w:num w:numId="24" w16cid:durableId="1436973216">
-    <w:abstractNumId w:val="21"/>
+    <w:abstractNumId w:val="22"/>
   </w:num>
   <w:num w:numId="25" w16cid:durableId="1744067194">
     <w:abstractNumId w:val="5"/>
   </w:num>
   <w:num w:numId="26" w16cid:durableId="397483746">
+    <w:abstractNumId w:val="31"/>
+  </w:num>
+  <w:num w:numId="27" w16cid:durableId="816456531">
+    <w:abstractNumId w:val="23"/>
+  </w:num>
+  <w:num w:numId="28" w16cid:durableId="801263395">
+    <w:abstractNumId w:val="14"/>
+  </w:num>
+  <w:num w:numId="29" w16cid:durableId="577137078">
+    <w:abstractNumId w:val="15"/>
+  </w:num>
+  <w:num w:numId="30" w16cid:durableId="1813016095">
+    <w:abstractNumId w:val="29"/>
+  </w:num>
+  <w:num w:numId="31" w16cid:durableId="301932931">
     <w:abstractNumId w:val="30"/>
   </w:num>
-  <w:num w:numId="27" w16cid:durableId="816456531">
-    <w:abstractNumId w:val="22"/>
-  </w:num>
-  <w:num w:numId="28" w16cid:durableId="801263395">
-    <w:abstractNumId w:val="13"/>
-  </w:num>
-  <w:num w:numId="29" w16cid:durableId="577137078">
-    <w:abstractNumId w:val="14"/>
-  </w:num>
-  <w:num w:numId="30" w16cid:durableId="1813016095">
-    <w:abstractNumId w:val="28"/>
-  </w:num>
-  <w:num w:numId="31" w16cid:durableId="301932931">
-    <w:abstractNumId w:val="29"/>
+  <w:num w:numId="32" w16cid:durableId="2034570855">
+    <w:abstractNumId w:val="12"/>
   </w:num>
 </w:numbering>
 </file>
